--- a/Coding.BN Assessment_01114272.docx
+++ b/Coding.BN Assessment_01114272.docx
@@ -1450,58 +1450,31 @@
         <w:rPr>
           <w:color w:val="538135" w:themeColor="accent6" w:themeShade="BF"/>
         </w:rPr>
-        <w:t xml:space="preserve">ANS: Recently, I have been starting a workshop in teaching skills, one of the problem I had was to effectively deliver knowledge while maximizing the time given, </w:t>
-      </w:r>
-    </w:p>
-    <w:p>
-      <w:pPr>
-        <w:spacing w:after="187" w:line="248" w:lineRule="auto"/>
-        <w:jc w:val="both"/>
-        <w:rPr>
-          <w:color w:val="538135" w:themeColor="accent6" w:themeShade="BF"/>
-        </w:rPr>
-      </w:pPr>
+        <w:t>ANS: Recently, I have been starting a workshop in teaching skills, one of the problem I had was to effectively deliver knowledge w</w:t>
+      </w:r>
+      <w:r>
+        <w:rPr>
+          <w:color w:val="538135" w:themeColor="accent6" w:themeShade="BF"/>
+        </w:rPr>
+        <w:t xml:space="preserve">hile maximizing the time given. </w:t>
+      </w:r>
       <w:r>
         <w:rPr>
           <w:color w:val="538135" w:themeColor="accent6" w:themeShade="BF"/>
         </w:rPr>
         <w:t xml:space="preserve">Before seeking affirmation, I come up with my own solution then consult. </w:t>
       </w:r>
-      <w:proofErr w:type="gramStart"/>
-      <w:r>
-        <w:rPr>
-          <w:color w:val="538135" w:themeColor="accent6" w:themeShade="BF"/>
-        </w:rPr>
-        <w:t>t</w:t>
-      </w:r>
-      <w:r>
-        <w:rPr>
-          <w:color w:val="538135" w:themeColor="accent6" w:themeShade="BF"/>
-        </w:rPr>
-        <w:t>o</w:t>
-      </w:r>
-      <w:proofErr w:type="gramEnd"/>
-      <w:r>
-        <w:rPr>
-          <w:color w:val="538135" w:themeColor="accent6" w:themeShade="BF"/>
-        </w:rPr>
-        <w:t xml:space="preserve"> improve my knowledge delivery I consulted my friend with teaching experience on if my new approach will be better.</w:t>
-      </w:r>
-    </w:p>
-    <w:p>
-      <w:pPr>
-        <w:spacing w:after="187" w:line="248" w:lineRule="auto"/>
-        <w:ind w:left="10"/>
-        <w:jc w:val="both"/>
-        <w:rPr>
-          <w:color w:val="538135" w:themeColor="accent6" w:themeShade="BF"/>
-        </w:rPr>
-      </w:pPr>
-      <w:r>
-        <w:rPr>
-          <w:color w:val="538135" w:themeColor="accent6" w:themeShade="BF"/>
-        </w:rPr>
-        <w:t xml:space="preserve">Learning blender but watching tutorial and memorizing the step repeatedly </w:t>
+      <w:r>
+        <w:rPr>
+          <w:color w:val="538135" w:themeColor="accent6" w:themeShade="BF"/>
+        </w:rPr>
+        <w:t xml:space="preserve">Then </w:t>
+      </w:r>
+      <w:r>
+        <w:rPr>
+          <w:color w:val="538135" w:themeColor="accent6" w:themeShade="BF"/>
+        </w:rPr>
+        <w:t>I consulted my friend with teaching experience on if my new approach will be better.</w:t>
       </w:r>
     </w:p>
     <w:p>
@@ -1514,6 +1487,8 @@
         <w:ind w:hanging="10"/>
         <w:jc w:val="both"/>
       </w:pPr>
+      <w:bookmarkStart w:id="0" w:name="_GoBack"/>
+      <w:bookmarkEnd w:id="0"/>
       <w:r>
         <w:rPr>
           <w:rFonts w:ascii="Times New Roman" w:eastAsia="Times New Roman" w:hAnsi="Times New Roman" w:cs="Times New Roman"/>
@@ -2250,7 +2225,6 @@
               <w:rPr>
                 <w:rFonts w:ascii="Times New Roman" w:eastAsia="Times New Roman" w:hAnsi="Times New Roman" w:cs="Times New Roman"/>
               </w:rPr>
-              <w:lastRenderedPageBreak/>
               <w:t>C</w:t>
             </w:r>
           </w:p>
@@ -2625,6 +2599,7 @@
         <w:rPr>
           <w:rFonts w:ascii="Times New Roman" w:eastAsia="Times New Roman" w:hAnsi="Times New Roman" w:cs="Times New Roman"/>
         </w:rPr>
+        <w:lastRenderedPageBreak/>
         <w:t>Increment of Row A:</w:t>
       </w:r>
     </w:p>
@@ -4105,7 +4080,39 @@
           <w:color w:val="538135" w:themeColor="accent6" w:themeShade="BF"/>
           <w:sz w:val="24"/>
         </w:rPr>
-        <w:t xml:space="preserve"> sort the largest number first to its position, then repeat from the start putting the largest number into its position.</w:t>
+        <w:t xml:space="preserve"> sort the </w:t>
+      </w:r>
+      <w:r>
+        <w:rPr>
+          <w:rFonts w:ascii="Times New Roman" w:eastAsia="Times New Roman" w:hAnsi="Times New Roman" w:cs="Times New Roman"/>
+          <w:color w:val="538135" w:themeColor="accent6" w:themeShade="BF"/>
+          <w:sz w:val="24"/>
+        </w:rPr>
+        <w:t>smallest</w:t>
+      </w:r>
+      <w:r>
+        <w:rPr>
+          <w:rFonts w:ascii="Times New Roman" w:eastAsia="Times New Roman" w:hAnsi="Times New Roman" w:cs="Times New Roman"/>
+          <w:color w:val="538135" w:themeColor="accent6" w:themeShade="BF"/>
+          <w:sz w:val="24"/>
+        </w:rPr>
+        <w:t xml:space="preserve"> number first to its position, then repeat from the start putting the </w:t>
+      </w:r>
+      <w:r>
+        <w:rPr>
+          <w:rFonts w:ascii="Times New Roman" w:eastAsia="Times New Roman" w:hAnsi="Times New Roman" w:cs="Times New Roman"/>
+          <w:color w:val="538135" w:themeColor="accent6" w:themeShade="BF"/>
+          <w:sz w:val="24"/>
+        </w:rPr>
+        <w:t>smallest</w:t>
+      </w:r>
+      <w:r>
+        <w:rPr>
+          <w:rFonts w:ascii="Times New Roman" w:eastAsia="Times New Roman" w:hAnsi="Times New Roman" w:cs="Times New Roman"/>
+          <w:color w:val="538135" w:themeColor="accent6" w:themeShade="BF"/>
+          <w:sz w:val="24"/>
+        </w:rPr>
+        <w:t xml:space="preserve"> number into its position.</w:t>
       </w:r>
     </w:p>
     <w:p>
@@ -5811,6 +5818,9 @@
         <w:jc w:val="both"/>
       </w:pPr>
       <w:r>
+        <w:rPr>
+          <w:noProof/>
+        </w:rPr>
         <w:drawing>
           <wp:inline distT="0" distB="0" distL="0" distR="0" wp14:anchorId="341D03D6" wp14:editId="388E5D37">
             <wp:extent cx="2591025" cy="1760373"/>
@@ -5908,6 +5918,9 @@
         <w:jc w:val="both"/>
       </w:pPr>
       <w:r>
+        <w:rPr>
+          <w:noProof/>
+        </w:rPr>
         <w:lastRenderedPageBreak/>
         <w:drawing>
           <wp:inline distT="0" distB="0" distL="0" distR="0" wp14:anchorId="577BFF26" wp14:editId="555E604A">
@@ -5970,6 +5983,9 @@
         <w:jc w:val="both"/>
       </w:pPr>
       <w:r>
+        <w:rPr>
+          <w:noProof/>
+        </w:rPr>
         <w:drawing>
           <wp:inline distT="0" distB="0" distL="0" distR="0" wp14:anchorId="7EDE0163" wp14:editId="555968E3">
             <wp:extent cx="1905165" cy="1394581"/>
@@ -6160,6 +6176,7 @@
       <w:r>
         <w:rPr>
           <w:rFonts w:ascii="Times New Roman" w:eastAsia="Times New Roman" w:hAnsi="Times New Roman" w:cs="Times New Roman"/>
+          <w:noProof/>
           <w:sz w:val="20"/>
         </w:rPr>
         <w:drawing>
@@ -6308,8 +6325,6 @@
         <w:spacing w:after="175"/>
         <w:ind w:left="-5"/>
       </w:pPr>
-      <w:bookmarkStart w:id="0" w:name="_GoBack"/>
-      <w:bookmarkEnd w:id="0"/>
       <w:r>
         <w:lastRenderedPageBreak/>
         <w:t>B3. Frontend Test</w:t>
@@ -6545,7 +6560,15 @@
           <w:color w:val="538135" w:themeColor="accent6" w:themeShade="BF"/>
           <w:sz w:val="24"/>
         </w:rPr>
-        <w:t>require user to input one number, select arithmetic symbol, then select input second number, then user is require to click = to shown total result, else they can continue input more number</w:t>
+        <w:t xml:space="preserve">require user to input one number, select arithmetic symbol, then select input second number, then </w:t>
+      </w:r>
+      <w:r>
+        <w:rPr>
+          <w:rFonts w:ascii="Times New Roman" w:eastAsia="Times New Roman" w:hAnsi="Times New Roman" w:cs="Times New Roman"/>
+          <w:color w:val="538135" w:themeColor="accent6" w:themeShade="BF"/>
+          <w:sz w:val="24"/>
+        </w:rPr>
+        <w:t>total result is shown</w:t>
       </w:r>
     </w:p>
     <w:p>
